--- a/backend-exhibits/Dropbox to Egnyte standard not included (1).docx
+++ b/backend-exhibits/Dropbox to Egnyte standard not included (1).docx
@@ -39,14 +39,14 @@
               <w:ind w:left="52"/>
               <w:jc w:val="center"/>
               <w:rPr>
-                <w:rFonts w:ascii="Arial" w:hAnsi="Arial" w:cs="Arial"/>
-                <w:sz w:val="21"/>
-                <w:szCs w:val="21"/>
-              </w:rPr>
-            </w:pPr>
-            <w:r>
-              <w:rPr>
-                <w:rFonts w:ascii="Arial" w:eastAsia="Arial" w:hAnsi="Arial" w:cs="Arial"/>
+                <w:rFonts w:ascii="Arial" w:hAnsi="Arial" w:cs="Arial" w:eastAsia="Arial"/>
+                <w:sz w:val="21"/>
+                <w:szCs w:val="21"/>
+              </w:rPr>
+            </w:pPr>
+            <w:r>
+              <w:rPr>
+                <w:rFonts w:ascii="Arial" w:hAnsi="Arial" w:cs="Arial" w:eastAsia="Arial"/>
                 <w:b/>
                 <w:sz w:val="21"/>
                 <w:szCs w:val="21"/>
@@ -55,7 +55,7 @@
             </w:r>
             <w:r>
               <w:rPr>
-                <w:rFonts w:ascii="Arial" w:eastAsia="Arial" w:hAnsi="Arial" w:cs="Arial"/>
+                <w:rFonts w:ascii="Arial" w:hAnsi="Arial" w:cs="Arial" w:eastAsia="Arial"/>
                 <w:b/>
                 <w:sz w:val="21"/>
                 <w:szCs w:val="21"/>
@@ -64,7 +64,7 @@
             </w:r>
             <w:r>
               <w:rPr>
-                <w:rFonts w:ascii="Arial" w:eastAsia="Arial" w:hAnsi="Arial" w:cs="Arial"/>
+                <w:rFonts w:ascii="Arial" w:hAnsi="Arial" w:cs="Arial" w:eastAsia="Arial"/>
                 <w:b/>
                 <w:sz w:val="21"/>
                 <w:szCs w:val="21"/>
@@ -73,7 +73,7 @@
             </w:r>
             <w:r>
               <w:rPr>
-                <w:rFonts w:ascii="Arial" w:eastAsia="Arial" w:hAnsi="Arial" w:cs="Arial"/>
+                <w:rFonts w:ascii="Arial" w:hAnsi="Arial" w:cs="Arial" w:eastAsia="Arial"/>
                 <w:b/>
                 <w:sz w:val="21"/>
                 <w:szCs w:val="21"/>
@@ -82,7 +82,7 @@
             </w:r>
             <w:r>
               <w:rPr>
-                <w:rFonts w:ascii="Arial" w:eastAsia="Arial" w:hAnsi="Arial" w:cs="Arial"/>
+                <w:rFonts w:ascii="Arial" w:hAnsi="Arial" w:cs="Arial" w:eastAsia="Arial"/>
                 <w:b/>
                 <w:sz w:val="21"/>
                 <w:szCs w:val="21"/>
@@ -91,7 +91,7 @@
             </w:r>
             <w:r>
               <w:rPr>
-                <w:rFonts w:ascii="Arial" w:eastAsia="Arial" w:hAnsi="Arial" w:cs="Arial"/>
+                <w:rFonts w:ascii="Arial" w:hAnsi="Arial" w:cs="Arial" w:eastAsia="Arial"/>
                 <w:b/>
                 <w:sz w:val="21"/>
                 <w:szCs w:val="21"/>
@@ -100,7 +100,7 @@
             </w:r>
             <w:r>
               <w:rPr>
-                <w:rFonts w:ascii="Arial" w:eastAsia="Arial" w:hAnsi="Arial" w:cs="Arial"/>
+                <w:rFonts w:ascii="Arial" w:hAnsi="Arial" w:cs="Arial" w:eastAsia="Arial"/>
                 <w:b/>
                 <w:sz w:val="21"/>
                 <w:szCs w:val="21"/>
@@ -128,16 +128,16 @@
             <w:pPr>
               <w:ind w:left="3"/>
               <w:rPr>
-                <w:rFonts w:ascii="Arial" w:hAnsi="Arial" w:cs="Arial"/>
-                <w:b/>
-                <w:bCs/>
-                <w:sz w:val="21"/>
-                <w:szCs w:val="21"/>
-              </w:rPr>
-            </w:pPr>
-            <w:r>
-              <w:rPr>
-                <w:rFonts w:ascii="Arial" w:hAnsi="Arial" w:cs="Arial"/>
+                <w:rFonts w:ascii="Arial" w:hAnsi="Arial" w:cs="Arial" w:eastAsia="Arial"/>
+                <w:b/>
+                <w:bCs/>
+                <w:sz w:val="21"/>
+                <w:szCs w:val="21"/>
+              </w:rPr>
+            </w:pPr>
+            <w:r>
+              <w:rPr>
+                <w:rFonts w:ascii="Arial" w:hAnsi="Arial" w:cs="Arial" w:eastAsia="Arial"/>
                 <w:b/>
                 <w:bCs/>
                 <w:sz w:val="21"/>
@@ -160,14 +160,14 @@
           <w:p>
             <w:pPr>
               <w:rPr>
-                <w:rFonts w:ascii="Arial" w:hAnsi="Arial" w:cs="Arial"/>
-                <w:sz w:val="21"/>
-                <w:szCs w:val="21"/>
-              </w:rPr>
-            </w:pPr>
-            <w:r>
-              <w:rPr>
-                <w:rFonts w:ascii="Arial" w:hAnsi="Arial" w:cs="Arial"/>
+                <w:rFonts w:ascii="Arial" w:hAnsi="Arial" w:cs="Arial" w:eastAsia="Arial"/>
+                <w:sz w:val="21"/>
+                <w:szCs w:val="21"/>
+              </w:rPr>
+            </w:pPr>
+            <w:r>
+              <w:rPr>
+                <w:rFonts w:ascii="Arial" w:hAnsi="Arial" w:cs="Arial" w:eastAsia="Arial"/>
                 <w:sz w:val="21"/>
                 <w:szCs w:val="21"/>
               </w:rPr>
@@ -176,7 +176,7 @@
             <w:proofErr w:type="spellStart"/>
             <w:r>
               <w:rPr>
-                <w:rFonts w:ascii="Arial" w:hAnsi="Arial" w:cs="Arial"/>
+                <w:rFonts w:ascii="Arial" w:hAnsi="Arial" w:cs="Arial" w:eastAsia="Arial"/>
                 <w:sz w:val="21"/>
                 <w:szCs w:val="21"/>
               </w:rPr>
@@ -185,7 +185,7 @@
             <w:proofErr w:type="spellEnd"/>
             <w:r>
               <w:rPr>
-                <w:rFonts w:ascii="Arial" w:hAnsi="Arial" w:cs="Arial"/>
+                <w:rFonts w:ascii="Arial" w:hAnsi="Arial" w:cs="Arial" w:eastAsia="Arial"/>
                 <w:sz w:val="21"/>
                 <w:szCs w:val="21"/>
               </w:rPr>
@@ -212,16 +212,16 @@
             <w:pPr>
               <w:ind w:left="3"/>
               <w:rPr>
-                <w:rFonts w:ascii="Arial" w:hAnsi="Arial" w:cs="Arial"/>
-                <w:b/>
-                <w:bCs/>
-                <w:sz w:val="21"/>
-                <w:szCs w:val="21"/>
-              </w:rPr>
-            </w:pPr>
-            <w:r>
-              <w:rPr>
-                <w:rFonts w:ascii="Arial" w:hAnsi="Arial" w:cs="Arial"/>
+                <w:rFonts w:ascii="Arial" w:hAnsi="Arial" w:cs="Arial" w:eastAsia="Arial"/>
+                <w:b/>
+                <w:bCs/>
+                <w:sz w:val="21"/>
+                <w:szCs w:val="21"/>
+              </w:rPr>
+            </w:pPr>
+            <w:r>
+              <w:rPr>
+                <w:rFonts w:ascii="Arial" w:hAnsi="Arial" w:cs="Arial" w:eastAsia="Arial"/>
                 <w:b/>
                 <w:bCs/>
                 <w:sz w:val="21"/>
@@ -244,14 +244,14 @@
           <w:p>
             <w:pPr>
               <w:rPr>
-                <w:rFonts w:ascii="Arial" w:hAnsi="Arial" w:cs="Arial"/>
-                <w:sz w:val="21"/>
-                <w:szCs w:val="21"/>
-              </w:rPr>
-            </w:pPr>
-            <w:r>
-              <w:rPr>
-                <w:rFonts w:ascii="Arial" w:hAnsi="Arial" w:cs="Arial"/>
+                <w:rFonts w:ascii="Arial" w:hAnsi="Arial" w:cs="Arial" w:eastAsia="Arial"/>
+                <w:sz w:val="21"/>
+                <w:szCs w:val="21"/>
+              </w:rPr>
+            </w:pPr>
+            <w:r>
+              <w:rPr>
+                <w:rFonts w:ascii="Arial" w:hAnsi="Arial" w:cs="Arial" w:eastAsia="Arial"/>
                 <w:sz w:val="21"/>
                 <w:szCs w:val="21"/>
               </w:rPr>
@@ -278,16 +278,16 @@
             <w:pPr>
               <w:ind w:left="3"/>
               <w:rPr>
-                <w:rFonts w:ascii="Arial" w:hAnsi="Arial" w:cs="Arial"/>
-                <w:b/>
-                <w:bCs/>
-                <w:sz w:val="21"/>
-                <w:szCs w:val="21"/>
-              </w:rPr>
-            </w:pPr>
-            <w:r>
-              <w:rPr>
-                <w:rFonts w:ascii="Arial" w:hAnsi="Arial" w:cs="Arial"/>
+                <w:rFonts w:ascii="Arial" w:hAnsi="Arial" w:cs="Arial" w:eastAsia="Arial"/>
+                <w:b/>
+                <w:bCs/>
+                <w:sz w:val="21"/>
+                <w:szCs w:val="21"/>
+              </w:rPr>
+            </w:pPr>
+            <w:r>
+              <w:rPr>
+                <w:rFonts w:ascii="Arial" w:hAnsi="Arial" w:cs="Arial" w:eastAsia="Arial"/>
                 <w:b/>
                 <w:bCs/>
                 <w:sz w:val="21"/>
@@ -310,14 +310,14 @@
           <w:p>
             <w:pPr>
               <w:rPr>
-                <w:rFonts w:ascii="Arial" w:hAnsi="Arial" w:cs="Arial"/>
-                <w:sz w:val="21"/>
-                <w:szCs w:val="21"/>
-              </w:rPr>
-            </w:pPr>
-            <w:r>
-              <w:rPr>
-                <w:rFonts w:ascii="Arial" w:hAnsi="Arial" w:cs="Arial"/>
+                <w:rFonts w:ascii="Arial" w:hAnsi="Arial" w:cs="Arial" w:eastAsia="Arial"/>
+                <w:sz w:val="21"/>
+                <w:szCs w:val="21"/>
+              </w:rPr>
+            </w:pPr>
+            <w:r>
+              <w:rPr>
+                <w:rFonts w:ascii="Arial" w:hAnsi="Arial" w:cs="Arial" w:eastAsia="Arial"/>
                 <w:sz w:val="21"/>
                 <w:szCs w:val="21"/>
               </w:rPr>
@@ -344,16 +344,16 @@
             <w:pPr>
               <w:ind w:left="3"/>
               <w:rPr>
-                <w:rFonts w:ascii="Arial" w:hAnsi="Arial" w:cs="Arial"/>
-                <w:b/>
-                <w:bCs/>
-                <w:sz w:val="21"/>
-                <w:szCs w:val="21"/>
-              </w:rPr>
-            </w:pPr>
-            <w:r>
-              <w:rPr>
-                <w:rFonts w:ascii="Arial" w:hAnsi="Arial" w:cs="Arial"/>
+                <w:rFonts w:ascii="Arial" w:hAnsi="Arial" w:cs="Arial" w:eastAsia="Arial"/>
+                <w:b/>
+                <w:bCs/>
+                <w:sz w:val="21"/>
+                <w:szCs w:val="21"/>
+              </w:rPr>
+            </w:pPr>
+            <w:r>
+              <w:rPr>
+                <w:rFonts w:ascii="Arial" w:hAnsi="Arial" w:cs="Arial" w:eastAsia="Arial"/>
                 <w:b/>
                 <w:bCs/>
                 <w:sz w:val="21"/>
@@ -376,7 +376,7 @@
           <w:p>
             <w:pPr>
               <w:rPr>
-                <w:rFonts w:ascii="Arial" w:hAnsi="Arial" w:cs="Arial"/>
+                <w:rFonts w:ascii="Arial" w:hAnsi="Arial" w:cs="Arial" w:eastAsia="Arial"/>
                 <w:sz w:val="21"/>
                 <w:szCs w:val="21"/>
               </w:rPr>
@@ -384,7 +384,7 @@
             <w:proofErr w:type="spellStart"/>
             <w:r>
               <w:rPr>
-                <w:rFonts w:ascii="Arial" w:hAnsi="Arial" w:cs="Arial"/>
+                <w:rFonts w:ascii="Arial" w:hAnsi="Arial" w:cs="Arial" w:eastAsia="Arial"/>
                 <w:sz w:val="21"/>
                 <w:szCs w:val="21"/>
               </w:rPr>
@@ -393,7 +393,7 @@
             <w:proofErr w:type="spellEnd"/>
             <w:r>
               <w:rPr>
-                <w:rFonts w:ascii="Arial" w:hAnsi="Arial" w:cs="Arial"/>
+                <w:rFonts w:ascii="Arial" w:hAnsi="Arial" w:cs="Arial" w:eastAsia="Arial"/>
                 <w:sz w:val="21"/>
                 <w:szCs w:val="21"/>
               </w:rPr>
@@ -420,16 +420,16 @@
             <w:pPr>
               <w:ind w:left="3"/>
               <w:rPr>
-                <w:rFonts w:ascii="Arial" w:hAnsi="Arial" w:cs="Arial"/>
-                <w:b/>
-                <w:bCs/>
-                <w:sz w:val="21"/>
-                <w:szCs w:val="21"/>
-              </w:rPr>
-            </w:pPr>
-            <w:r>
-              <w:rPr>
-                <w:rFonts w:ascii="Arial" w:hAnsi="Arial" w:cs="Arial"/>
+                <w:rFonts w:ascii="Arial" w:hAnsi="Arial" w:cs="Arial" w:eastAsia="Arial"/>
+                <w:b/>
+                <w:bCs/>
+                <w:sz w:val="21"/>
+                <w:szCs w:val="21"/>
+              </w:rPr>
+            </w:pPr>
+            <w:r>
+              <w:rPr>
+                <w:rFonts w:ascii="Arial" w:hAnsi="Arial" w:cs="Arial" w:eastAsia="Arial"/>
                 <w:b/>
                 <w:bCs/>
                 <w:sz w:val="21"/>
@@ -452,7 +452,7 @@
           <w:p>
             <w:pPr>
               <w:rPr>
-                <w:rFonts w:ascii="Arial" w:hAnsi="Arial" w:cs="Arial"/>
+                <w:rFonts w:ascii="Arial" w:hAnsi="Arial" w:cs="Arial" w:eastAsia="Arial"/>
                 <w:sz w:val="21"/>
                 <w:szCs w:val="21"/>
               </w:rPr>
@@ -460,7 +460,7 @@
             <w:proofErr w:type="spellStart"/>
             <w:r>
               <w:rPr>
-                <w:rFonts w:ascii="Arial" w:hAnsi="Arial" w:cs="Arial"/>
+                <w:rFonts w:ascii="Arial" w:hAnsi="Arial" w:cs="Arial" w:eastAsia="Arial"/>
                 <w:sz w:val="21"/>
                 <w:szCs w:val="21"/>
               </w:rPr>
@@ -469,7 +469,7 @@
             <w:proofErr w:type="spellEnd"/>
             <w:r>
               <w:rPr>
-                <w:rFonts w:ascii="Arial" w:hAnsi="Arial" w:cs="Arial"/>
+                <w:rFonts w:ascii="Arial" w:hAnsi="Arial" w:cs="Arial" w:eastAsia="Arial"/>
                 <w:sz w:val="21"/>
                 <w:szCs w:val="21"/>
               </w:rPr>
@@ -496,16 +496,16 @@
             <w:pPr>
               <w:ind w:left="3"/>
               <w:rPr>
-                <w:rFonts w:ascii="Arial" w:hAnsi="Arial" w:cs="Arial"/>
-                <w:b/>
-                <w:bCs/>
-                <w:sz w:val="21"/>
-                <w:szCs w:val="21"/>
-              </w:rPr>
-            </w:pPr>
-            <w:r>
-              <w:rPr>
-                <w:rFonts w:ascii="Arial" w:hAnsi="Arial" w:cs="Arial"/>
+                <w:rFonts w:ascii="Arial" w:hAnsi="Arial" w:cs="Arial" w:eastAsia="Arial"/>
+                <w:b/>
+                <w:bCs/>
+                <w:sz w:val="21"/>
+                <w:szCs w:val="21"/>
+              </w:rPr>
+            </w:pPr>
+            <w:r>
+              <w:rPr>
+                <w:rFonts w:ascii="Arial" w:hAnsi="Arial" w:cs="Arial" w:eastAsia="Arial"/>
                 <w:b/>
                 <w:bCs/>
                 <w:sz w:val="21"/>
@@ -528,7 +528,7 @@
           <w:p>
             <w:pPr>
               <w:rPr>
-                <w:rFonts w:ascii="Arial" w:hAnsi="Arial" w:cs="Arial"/>
+                <w:rFonts w:ascii="Arial" w:hAnsi="Arial" w:cs="Arial" w:eastAsia="Arial"/>
                 <w:sz w:val="21"/>
                 <w:szCs w:val="21"/>
               </w:rPr>
@@ -536,7 +536,7 @@
             <w:proofErr w:type="spellStart"/>
             <w:r>
               <w:rPr>
-                <w:rFonts w:ascii="Arial" w:hAnsi="Arial" w:cs="Arial"/>
+                <w:rFonts w:ascii="Arial" w:hAnsi="Arial" w:cs="Arial" w:eastAsia="Arial"/>
                 <w:sz w:val="21"/>
                 <w:szCs w:val="21"/>
               </w:rPr>
@@ -545,7 +545,7 @@
             <w:proofErr w:type="spellEnd"/>
             <w:r>
               <w:rPr>
-                <w:rFonts w:ascii="Arial" w:hAnsi="Arial" w:cs="Arial"/>
+                <w:rFonts w:ascii="Arial" w:hAnsi="Arial" w:cs="Arial" w:eastAsia="Arial"/>
                 <w:sz w:val="21"/>
                 <w:szCs w:val="21"/>
               </w:rPr>
@@ -572,16 +572,16 @@
             <w:pPr>
               <w:ind w:left="3"/>
               <w:rPr>
-                <w:rFonts w:ascii="Arial" w:hAnsi="Arial" w:cs="Arial"/>
-                <w:b/>
-                <w:bCs/>
-                <w:sz w:val="21"/>
-                <w:szCs w:val="21"/>
-              </w:rPr>
-            </w:pPr>
-            <w:r>
-              <w:rPr>
-                <w:rFonts w:ascii="Arial" w:hAnsi="Arial" w:cs="Arial"/>
+                <w:rFonts w:ascii="Arial" w:hAnsi="Arial" w:cs="Arial" w:eastAsia="Arial"/>
+                <w:b/>
+                <w:bCs/>
+                <w:sz w:val="21"/>
+                <w:szCs w:val="21"/>
+              </w:rPr>
+            </w:pPr>
+            <w:r>
+              <w:rPr>
+                <w:rFonts w:ascii="Arial" w:hAnsi="Arial" w:cs="Arial" w:eastAsia="Arial"/>
                 <w:b/>
                 <w:bCs/>
                 <w:sz w:val="21"/>
@@ -604,7 +604,7 @@
           <w:p>
             <w:pPr>
               <w:rPr>
-                <w:rFonts w:ascii="Arial" w:hAnsi="Arial" w:cs="Arial"/>
+                <w:rFonts w:ascii="Arial" w:hAnsi="Arial" w:cs="Arial" w:eastAsia="Arial"/>
                 <w:sz w:val="21"/>
                 <w:szCs w:val="21"/>
               </w:rPr>
@@ -612,7 +612,7 @@
             <w:proofErr w:type="spellStart"/>
             <w:r>
               <w:rPr>
-                <w:rFonts w:ascii="Arial" w:hAnsi="Arial" w:cs="Arial"/>
+                <w:rFonts w:ascii="Arial" w:hAnsi="Arial" w:cs="Arial" w:eastAsia="Arial"/>
                 <w:sz w:val="21"/>
                 <w:szCs w:val="21"/>
               </w:rPr>
@@ -621,7 +621,7 @@
             <w:proofErr w:type="spellEnd"/>
             <w:r>
               <w:rPr>
-                <w:rFonts w:ascii="Arial" w:hAnsi="Arial" w:cs="Arial"/>
+                <w:rFonts w:ascii="Arial" w:hAnsi="Arial" w:cs="Arial" w:eastAsia="Arial"/>
                 <w:sz w:val="21"/>
                 <w:szCs w:val="21"/>
               </w:rPr>
@@ -648,16 +648,16 @@
             <w:pPr>
               <w:ind w:left="3"/>
               <w:rPr>
-                <w:rFonts w:ascii="Arial" w:hAnsi="Arial" w:cs="Arial"/>
-                <w:b/>
-                <w:bCs/>
-                <w:sz w:val="21"/>
-                <w:szCs w:val="21"/>
-              </w:rPr>
-            </w:pPr>
-            <w:r>
-              <w:rPr>
-                <w:rFonts w:ascii="Arial" w:hAnsi="Arial" w:cs="Arial"/>
+                <w:rFonts w:ascii="Arial" w:hAnsi="Arial" w:cs="Arial" w:eastAsia="Arial"/>
+                <w:b/>
+                <w:bCs/>
+                <w:sz w:val="21"/>
+                <w:szCs w:val="21"/>
+              </w:rPr>
+            </w:pPr>
+            <w:r>
+              <w:rPr>
+                <w:rFonts w:ascii="Arial" w:hAnsi="Arial" w:cs="Arial" w:eastAsia="Arial"/>
                 <w:b/>
                 <w:bCs/>
                 <w:sz w:val="21"/>
@@ -680,7 +680,7 @@
           <w:p>
             <w:pPr>
               <w:rPr>
-                <w:rFonts w:ascii="Arial" w:hAnsi="Arial" w:cs="Arial"/>
+                <w:rFonts w:ascii="Arial" w:hAnsi="Arial" w:cs="Arial" w:eastAsia="Arial"/>
                 <w:sz w:val="21"/>
                 <w:szCs w:val="21"/>
               </w:rPr>
@@ -688,7 +688,7 @@
             <w:proofErr w:type="spellStart"/>
             <w:r>
               <w:rPr>
-                <w:rFonts w:ascii="Arial" w:hAnsi="Arial" w:cs="Arial"/>
+                <w:rFonts w:ascii="Arial" w:hAnsi="Arial" w:cs="Arial" w:eastAsia="Arial"/>
                 <w:sz w:val="21"/>
                 <w:szCs w:val="21"/>
               </w:rPr>
@@ -697,7 +697,7 @@
             <w:proofErr w:type="spellEnd"/>
             <w:r>
               <w:rPr>
-                <w:rFonts w:ascii="Arial" w:hAnsi="Arial" w:cs="Arial"/>
+                <w:rFonts w:ascii="Arial" w:hAnsi="Arial" w:cs="Arial" w:eastAsia="Arial"/>
                 <w:sz w:val="21"/>
                 <w:szCs w:val="21"/>
               </w:rPr>
@@ -706,7 +706,7 @@
             <w:proofErr w:type="gramStart"/>
             <w:r>
               <w:rPr>
-                <w:rFonts w:ascii="Arial" w:hAnsi="Arial" w:cs="Arial"/>
+                <w:rFonts w:ascii="Arial" w:hAnsi="Arial" w:cs="Arial" w:eastAsia="Arial"/>
                 <w:sz w:val="21"/>
                 <w:szCs w:val="21"/>
               </w:rPr>
@@ -715,7 +715,7 @@
             <w:proofErr w:type="gramEnd"/>
             <w:r>
               <w:rPr>
-                <w:rFonts w:ascii="Arial" w:hAnsi="Arial" w:cs="Arial"/>
+                <w:rFonts w:ascii="Arial" w:hAnsi="Arial" w:cs="Arial" w:eastAsia="Arial"/>
                 <w:sz w:val="21"/>
                 <w:szCs w:val="21"/>
               </w:rPr>
@@ -742,16 +742,16 @@
             <w:pPr>
               <w:ind w:left="3"/>
               <w:rPr>
-                <w:rFonts w:ascii="Arial" w:hAnsi="Arial" w:cs="Arial"/>
-                <w:b/>
-                <w:bCs/>
-                <w:sz w:val="21"/>
-                <w:szCs w:val="21"/>
-              </w:rPr>
-            </w:pPr>
-            <w:r>
-              <w:rPr>
-                <w:rFonts w:ascii="Arial" w:hAnsi="Arial" w:cs="Arial"/>
+                <w:rFonts w:ascii="Arial" w:hAnsi="Arial" w:cs="Arial" w:eastAsia="Arial"/>
+                <w:b/>
+                <w:bCs/>
+                <w:sz w:val="21"/>
+                <w:szCs w:val="21"/>
+              </w:rPr>
+            </w:pPr>
+            <w:r>
+              <w:rPr>
+                <w:rFonts w:ascii="Arial" w:hAnsi="Arial" w:cs="Arial" w:eastAsia="Arial"/>
                 <w:b/>
                 <w:bCs/>
                 <w:sz w:val="21"/>
@@ -774,7 +774,7 @@
           <w:p>
             <w:pPr>
               <w:rPr>
-                <w:rFonts w:ascii="Arial" w:hAnsi="Arial" w:cs="Arial"/>
+                <w:rFonts w:ascii="Arial" w:hAnsi="Arial" w:cs="Arial" w:eastAsia="Arial"/>
                 <w:sz w:val="21"/>
                 <w:szCs w:val="21"/>
               </w:rPr>
@@ -782,7 +782,7 @@
             <w:proofErr w:type="spellStart"/>
             <w:r>
               <w:rPr>
-                <w:rFonts w:ascii="Arial" w:hAnsi="Arial" w:cs="Arial"/>
+                <w:rFonts w:ascii="Arial" w:hAnsi="Arial" w:cs="Arial" w:eastAsia="Arial"/>
                 <w:sz w:val="21"/>
                 <w:szCs w:val="21"/>
               </w:rPr>
@@ -791,7 +791,7 @@
             <w:proofErr w:type="spellEnd"/>
             <w:r>
               <w:rPr>
-                <w:rFonts w:ascii="Arial" w:hAnsi="Arial" w:cs="Arial"/>
+                <w:rFonts w:ascii="Arial" w:hAnsi="Arial" w:cs="Arial" w:eastAsia="Arial"/>
                 <w:sz w:val="21"/>
                 <w:szCs w:val="21"/>
               </w:rPr>
@@ -818,16 +818,16 @@
             <w:pPr>
               <w:ind w:left="3"/>
               <w:rPr>
-                <w:rFonts w:ascii="Arial" w:hAnsi="Arial" w:cs="Arial"/>
-                <w:b/>
-                <w:bCs/>
-                <w:sz w:val="21"/>
-                <w:szCs w:val="21"/>
-              </w:rPr>
-            </w:pPr>
-            <w:r>
-              <w:rPr>
-                <w:rFonts w:ascii="Arial" w:hAnsi="Arial" w:cs="Arial"/>
+                <w:rFonts w:ascii="Arial" w:hAnsi="Arial" w:cs="Arial" w:eastAsia="Arial"/>
+                <w:b/>
+                <w:bCs/>
+                <w:sz w:val="21"/>
+                <w:szCs w:val="21"/>
+              </w:rPr>
+            </w:pPr>
+            <w:r>
+              <w:rPr>
+                <w:rFonts w:ascii="Arial" w:hAnsi="Arial" w:cs="Arial" w:eastAsia="Arial"/>
                 <w:b/>
                 <w:bCs/>
                 <w:sz w:val="21"/>
@@ -850,14 +850,14 @@
           <w:p>
             <w:pPr>
               <w:rPr>
-                <w:rFonts w:ascii="Arial" w:hAnsi="Arial" w:cs="Arial"/>
-                <w:sz w:val="21"/>
-                <w:szCs w:val="21"/>
-              </w:rPr>
-            </w:pPr>
-            <w:r>
-              <w:rPr>
-                <w:rFonts w:ascii="Arial" w:hAnsi="Arial" w:cs="Arial"/>
+                <w:rFonts w:ascii="Arial" w:hAnsi="Arial" w:cs="Arial" w:eastAsia="Arial"/>
+                <w:sz w:val="21"/>
+                <w:szCs w:val="21"/>
+              </w:rPr>
+            </w:pPr>
+            <w:r>
+              <w:rPr>
+                <w:rFonts w:ascii="Arial" w:hAnsi="Arial" w:cs="Arial" w:eastAsia="Arial"/>
                 <w:sz w:val="21"/>
                 <w:szCs w:val="21"/>
               </w:rPr>
@@ -884,16 +884,16 @@
             <w:pPr>
               <w:ind w:left="3"/>
               <w:rPr>
-                <w:rFonts w:ascii="Arial" w:hAnsi="Arial" w:cs="Arial"/>
-                <w:b/>
-                <w:bCs/>
-                <w:sz w:val="21"/>
-                <w:szCs w:val="21"/>
-              </w:rPr>
-            </w:pPr>
-            <w:r>
-              <w:rPr>
-                <w:rFonts w:ascii="Arial" w:hAnsi="Arial" w:cs="Arial"/>
+                <w:rFonts w:ascii="Arial" w:hAnsi="Arial" w:cs="Arial" w:eastAsia="Arial"/>
+                <w:b/>
+                <w:bCs/>
+                <w:sz w:val="21"/>
+                <w:szCs w:val="21"/>
+              </w:rPr>
+            </w:pPr>
+            <w:r>
+              <w:rPr>
+                <w:rFonts w:ascii="Arial" w:hAnsi="Arial" w:cs="Arial" w:eastAsia="Arial"/>
                 <w:b/>
                 <w:bCs/>
                 <w:sz w:val="21"/>
@@ -917,14 +917,14 @@
             <w:pPr>
               <w:spacing w:line="240" w:lineRule="auto"/>
               <w:rPr>
-                <w:rFonts w:ascii="Arial" w:eastAsia="Times New Roman" w:hAnsi="Arial" w:cs="Arial"/>
-                <w:sz w:val="21"/>
-                <w:szCs w:val="21"/>
-              </w:rPr>
-            </w:pPr>
-            <w:r>
-              <w:rPr>
-                <w:rFonts w:ascii="Arial" w:hAnsi="Arial" w:cs="Arial"/>
+                <w:rFonts w:ascii="Arial" w:hAnsi="Arial" w:cs="Arial" w:eastAsia="Arial"/>
+                <w:sz w:val="21"/>
+                <w:szCs w:val="21"/>
+              </w:rPr>
+            </w:pPr>
+            <w:r>
+              <w:rPr>
+                <w:rFonts w:ascii="Arial" w:hAnsi="Arial" w:cs="Arial" w:eastAsia="Arial"/>
                 <w:sz w:val="21"/>
                 <w:szCs w:val="21"/>
               </w:rPr>
@@ -950,16 +950,16 @@
           <w:p>
             <w:pPr>
               <w:rPr>
-                <w:rFonts w:ascii="Arial" w:hAnsi="Arial" w:cs="Arial"/>
-                <w:b/>
-                <w:bCs/>
-                <w:sz w:val="21"/>
-                <w:szCs w:val="21"/>
-              </w:rPr>
-            </w:pPr>
-            <w:r>
-              <w:rPr>
-                <w:rFonts w:ascii="Arial" w:hAnsi="Arial" w:cs="Arial"/>
+                <w:rFonts w:ascii="Arial" w:hAnsi="Arial" w:cs="Arial" w:eastAsia="Arial"/>
+                <w:b/>
+                <w:bCs/>
+                <w:sz w:val="21"/>
+                <w:szCs w:val="21"/>
+              </w:rPr>
+            </w:pPr>
+            <w:r>
+              <w:rPr>
+                <w:rFonts w:ascii="Arial" w:hAnsi="Arial" w:cs="Arial" w:eastAsia="Arial"/>
                 <w:b/>
                 <w:bCs/>
                 <w:sz w:val="21"/>
@@ -983,14 +983,14 @@
             <w:pPr>
               <w:spacing w:line="240" w:lineRule="auto"/>
               <w:rPr>
-                <w:rFonts w:ascii="Arial" w:hAnsi="Arial" w:cs="Arial"/>
-                <w:sz w:val="21"/>
-                <w:szCs w:val="21"/>
-              </w:rPr>
-            </w:pPr>
-            <w:r>
-              <w:rPr>
-                <w:rFonts w:ascii="Arial" w:hAnsi="Arial" w:cs="Arial"/>
+                <w:rFonts w:ascii="Arial" w:hAnsi="Arial" w:cs="Arial" w:eastAsia="Arial"/>
+                <w:sz w:val="21"/>
+                <w:szCs w:val="21"/>
+              </w:rPr>
+            </w:pPr>
+            <w:r>
+              <w:rPr>
+                <w:rFonts w:ascii="Arial" w:hAnsi="Arial" w:cs="Arial" w:eastAsia="Arial"/>
                 <w:sz w:val="21"/>
                 <w:szCs w:val="21"/>
               </w:rPr>
@@ -1017,16 +1017,16 @@
             <w:pPr>
               <w:ind w:left="3"/>
               <w:rPr>
-                <w:rFonts w:ascii="Arial" w:hAnsi="Arial" w:cs="Arial"/>
-                <w:b/>
-                <w:bCs/>
-                <w:sz w:val="21"/>
-                <w:szCs w:val="21"/>
-              </w:rPr>
-            </w:pPr>
-            <w:r>
-              <w:rPr>
-                <w:rFonts w:ascii="Arial" w:hAnsi="Arial" w:cs="Arial"/>
+                <w:rFonts w:ascii="Arial" w:hAnsi="Arial" w:cs="Arial" w:eastAsia="Arial"/>
+                <w:b/>
+                <w:bCs/>
+                <w:sz w:val="21"/>
+                <w:szCs w:val="21"/>
+              </w:rPr>
+            </w:pPr>
+            <w:r>
+              <w:rPr>
+                <w:rFonts w:ascii="Arial" w:hAnsi="Arial" w:cs="Arial" w:eastAsia="Arial"/>
                 <w:b/>
                 <w:bCs/>
                 <w:sz w:val="21"/>
@@ -1050,14 +1050,14 @@
             <w:pPr>
               <w:spacing w:line="240" w:lineRule="auto"/>
               <w:rPr>
-                <w:rFonts w:ascii="Arial" w:hAnsi="Arial" w:cs="Arial"/>
-                <w:sz w:val="21"/>
-                <w:szCs w:val="21"/>
-              </w:rPr>
-            </w:pPr>
-            <w:r>
-              <w:rPr>
-                <w:rFonts w:ascii="Arial" w:hAnsi="Arial" w:cs="Arial"/>
+                <w:rFonts w:ascii="Arial" w:hAnsi="Arial" w:cs="Arial" w:eastAsia="Arial"/>
+                <w:sz w:val="21"/>
+                <w:szCs w:val="21"/>
+              </w:rPr>
+            </w:pPr>
+            <w:r>
+              <w:rPr>
+                <w:rFonts w:ascii="Arial" w:hAnsi="Arial" w:cs="Arial" w:eastAsia="Arial"/>
                 <w:sz w:val="21"/>
                 <w:szCs w:val="21"/>
               </w:rPr>
@@ -1065,7 +1065,7 @@
             </w:r>
             <w:r>
               <w:rPr>
-                <w:rFonts w:ascii="Arial" w:hAnsi="Arial" w:cs="Arial"/>
+                <w:rFonts w:ascii="Arial" w:hAnsi="Arial" w:cs="Arial" w:eastAsia="Arial"/>
                 <w:sz w:val="21"/>
                 <w:szCs w:val="21"/>
               </w:rPr>
@@ -1091,10 +1091,10 @@
   <w:docDefaults>
     <w:rPrDefault>
       <w:rPr>
-        <w:rFonts w:asciiTheme="minorHAnsi" w:eastAsiaTheme="minorHAnsi" w:hAnsiTheme="minorHAnsi" w:cstheme="minorBidi"/>
+        <w:rFonts w:ascii="Arial" w:hAnsi="Arial" w:cs="Arial" w:eastAsia="Arial"/>
         <w:kern w:val="2"/>
-        <w:sz w:val="24"/>
-        <w:szCs w:val="24"/>
+        <w:sz w:val="21"/>
+        <w:szCs w:val="21"/>
         <w:lang w:val="en-IN" w:eastAsia="en-US" w:bidi="ar-SA"/>
         <w14:ligatures w14:val="standardContextual"/>
       </w:rPr>
@@ -1491,9 +1491,9 @@
       <w:spacing w:line="259" w:lineRule="auto"/>
     </w:pPr>
     <w:rPr>
-      <w:rFonts w:ascii="Calibri" w:eastAsia="Calibri" w:hAnsi="Calibri" w:cs="Calibri"/>
+      <w:rFonts w:ascii="Arial" w:hAnsi="Arial" w:cs="Arial" w:eastAsia="Arial"/>
       <w:color w:val="000000"/>
-      <w:sz w:val="22"/>
+      <w:sz w:val="21"/>
       <w:lang w:eastAsia="en-IN"/>
     </w:rPr>
   </w:style>
@@ -1512,10 +1512,10 @@
       <w:outlineLvl w:val="0"/>
     </w:pPr>
     <w:rPr>
-      <w:rFonts w:asciiTheme="majorHAnsi" w:eastAsiaTheme="majorEastAsia" w:hAnsiTheme="majorHAnsi" w:cstheme="majorBidi"/>
+      <w:rFonts w:ascii="Arial" w:hAnsi="Arial" w:cs="Arial" w:eastAsia="Arial"/>
       <w:color w:val="0F4761" w:themeColor="accent1" w:themeShade="BF"/>
-      <w:sz w:val="40"/>
-      <w:szCs w:val="40"/>
+      <w:sz w:val="21"/>
+      <w:szCs w:val="21"/>
       <w:lang w:eastAsia="en-US"/>
     </w:rPr>
   </w:style>
@@ -1536,10 +1536,10 @@
       <w:outlineLvl w:val="1"/>
     </w:pPr>
     <w:rPr>
-      <w:rFonts w:asciiTheme="majorHAnsi" w:eastAsiaTheme="majorEastAsia" w:hAnsiTheme="majorHAnsi" w:cstheme="majorBidi"/>
+      <w:rFonts w:ascii="Arial" w:hAnsi="Arial" w:cs="Arial" w:eastAsia="Arial"/>
       <w:color w:val="0F4761" w:themeColor="accent1" w:themeShade="BF"/>
-      <w:sz w:val="32"/>
-      <w:szCs w:val="32"/>
+      <w:sz w:val="21"/>
+      <w:szCs w:val="21"/>
       <w:lang w:eastAsia="en-US"/>
     </w:rPr>
   </w:style>
@@ -1560,10 +1560,10 @@
       <w:outlineLvl w:val="2"/>
     </w:pPr>
     <w:rPr>
-      <w:rFonts w:asciiTheme="minorHAnsi" w:eastAsiaTheme="majorEastAsia" w:hAnsiTheme="minorHAnsi" w:cstheme="majorBidi"/>
+      <w:rFonts w:ascii="Arial" w:hAnsi="Arial" w:cs="Arial" w:eastAsia="Arial"/>
       <w:color w:val="0F4761" w:themeColor="accent1" w:themeShade="BF"/>
-      <w:sz w:val="28"/>
-      <w:szCs w:val="28"/>
+      <w:sz w:val="21"/>
+      <w:szCs w:val="21"/>
       <w:lang w:eastAsia="en-US"/>
     </w:rPr>
   </w:style>
@@ -1584,11 +1584,11 @@
       <w:outlineLvl w:val="3"/>
     </w:pPr>
     <w:rPr>
-      <w:rFonts w:asciiTheme="minorHAnsi" w:eastAsiaTheme="majorEastAsia" w:hAnsiTheme="minorHAnsi" w:cstheme="majorBidi"/>
+      <w:rFonts w:ascii="Arial" w:hAnsi="Arial" w:cs="Arial" w:eastAsia="Arial"/>
       <w:i/>
       <w:iCs/>
       <w:color w:val="0F4761" w:themeColor="accent1" w:themeShade="BF"/>
-      <w:sz w:val="24"/>
+      <w:sz w:val="21"/>
       <w:lang w:eastAsia="en-US"/>
     </w:rPr>
   </w:style>
@@ -1609,9 +1609,9 @@
       <w:outlineLvl w:val="4"/>
     </w:pPr>
     <w:rPr>
-      <w:rFonts w:asciiTheme="minorHAnsi" w:eastAsiaTheme="majorEastAsia" w:hAnsiTheme="minorHAnsi" w:cstheme="majorBidi"/>
+      <w:rFonts w:ascii="Arial" w:hAnsi="Arial" w:cs="Arial" w:eastAsia="Arial"/>
       <w:color w:val="0F4761" w:themeColor="accent1" w:themeShade="BF"/>
-      <w:sz w:val="24"/>
+      <w:sz w:val="21"/>
       <w:lang w:eastAsia="en-US"/>
     </w:rPr>
   </w:style>
@@ -1632,11 +1632,11 @@
       <w:outlineLvl w:val="5"/>
     </w:pPr>
     <w:rPr>
-      <w:rFonts w:asciiTheme="minorHAnsi" w:eastAsiaTheme="majorEastAsia" w:hAnsiTheme="minorHAnsi" w:cstheme="majorBidi"/>
+      <w:rFonts w:ascii="Arial" w:hAnsi="Arial" w:cs="Arial" w:eastAsia="Arial"/>
       <w:i/>
       <w:iCs/>
       <w:color w:val="595959" w:themeColor="text1" w:themeTint="A6"/>
-      <w:sz w:val="24"/>
+      <w:sz w:val="21"/>
       <w:lang w:eastAsia="en-US"/>
     </w:rPr>
   </w:style>
@@ -1657,9 +1657,9 @@
       <w:outlineLvl w:val="6"/>
     </w:pPr>
     <w:rPr>
-      <w:rFonts w:asciiTheme="minorHAnsi" w:eastAsiaTheme="majorEastAsia" w:hAnsiTheme="minorHAnsi" w:cstheme="majorBidi"/>
+      <w:rFonts w:ascii="Arial" w:hAnsi="Arial" w:cs="Arial" w:eastAsia="Arial"/>
       <w:color w:val="595959" w:themeColor="text1" w:themeTint="A6"/>
-      <w:sz w:val="24"/>
+      <w:sz w:val="21"/>
       <w:lang w:eastAsia="en-US"/>
     </w:rPr>
   </w:style>
@@ -1680,11 +1680,11 @@
       <w:outlineLvl w:val="7"/>
     </w:pPr>
     <w:rPr>
-      <w:rFonts w:asciiTheme="minorHAnsi" w:eastAsiaTheme="majorEastAsia" w:hAnsiTheme="minorHAnsi" w:cstheme="majorBidi"/>
+      <w:rFonts w:ascii="Arial" w:hAnsi="Arial" w:cs="Arial" w:eastAsia="Arial"/>
       <w:i/>
       <w:iCs/>
       <w:color w:val="272727" w:themeColor="text1" w:themeTint="D8"/>
-      <w:sz w:val="24"/>
+      <w:sz w:val="21"/>
       <w:lang w:eastAsia="en-US"/>
     </w:rPr>
   </w:style>
@@ -1705,9 +1705,9 @@
       <w:outlineLvl w:val="8"/>
     </w:pPr>
     <w:rPr>
-      <w:rFonts w:asciiTheme="minorHAnsi" w:eastAsiaTheme="majorEastAsia" w:hAnsiTheme="minorHAnsi" w:cstheme="majorBidi"/>
+      <w:rFonts w:ascii="Arial" w:hAnsi="Arial" w:cs="Arial" w:eastAsia="Arial"/>
       <w:color w:val="272727" w:themeColor="text1" w:themeTint="D8"/>
-      <w:sz w:val="24"/>
+      <w:sz w:val="21"/>
       <w:lang w:eastAsia="en-US"/>
     </w:rPr>
   </w:style>
@@ -1745,10 +1745,10 @@
     <w:uiPriority w:val="9"/>
     <w:rsid w:val="00C44E90"/>
     <w:rPr>
-      <w:rFonts w:asciiTheme="majorHAnsi" w:eastAsiaTheme="majorEastAsia" w:hAnsiTheme="majorHAnsi" w:cstheme="majorBidi"/>
+      <w:rFonts w:ascii="Arial" w:hAnsi="Arial" w:cs="Arial" w:eastAsia="Arial"/>
       <w:color w:val="0F4761" w:themeColor="accent1" w:themeShade="BF"/>
-      <w:sz w:val="40"/>
-      <w:szCs w:val="40"/>
+      <w:sz w:val="21"/>
+      <w:szCs w:val="21"/>
     </w:rPr>
   </w:style>
   <w:style w:type="character" w:customStyle="1" w:styleId="Heading2Char">
@@ -1759,10 +1759,10 @@
     <w:semiHidden/>
     <w:rsid w:val="00C44E90"/>
     <w:rPr>
-      <w:rFonts w:asciiTheme="majorHAnsi" w:eastAsiaTheme="majorEastAsia" w:hAnsiTheme="majorHAnsi" w:cstheme="majorBidi"/>
+      <w:rFonts w:ascii="Arial" w:hAnsi="Arial" w:cs="Arial" w:eastAsia="Arial"/>
       <w:color w:val="0F4761" w:themeColor="accent1" w:themeShade="BF"/>
-      <w:sz w:val="32"/>
-      <w:szCs w:val="32"/>
+      <w:sz w:val="21"/>
+      <w:szCs w:val="21"/>
     </w:rPr>
   </w:style>
   <w:style w:type="character" w:customStyle="1" w:styleId="Heading3Char">
@@ -1773,10 +1773,10 @@
     <w:semiHidden/>
     <w:rsid w:val="00C44E90"/>
     <w:rPr>
-      <w:rFonts w:eastAsiaTheme="majorEastAsia" w:cstheme="majorBidi"/>
+      <w:rFonts w:ascii="Arial" w:hAnsi="Arial" w:cs="Arial" w:eastAsia="Arial"/>
       <w:color w:val="0F4761" w:themeColor="accent1" w:themeShade="BF"/>
-      <w:sz w:val="28"/>
-      <w:szCs w:val="28"/>
+      <w:sz w:val="21"/>
+      <w:szCs w:val="21"/>
     </w:rPr>
   </w:style>
   <w:style w:type="character" w:customStyle="1" w:styleId="Heading4Char">
@@ -1787,7 +1787,7 @@
     <w:semiHidden/>
     <w:rsid w:val="00C44E90"/>
     <w:rPr>
-      <w:rFonts w:eastAsiaTheme="majorEastAsia" w:cstheme="majorBidi"/>
+      <w:rFonts w:ascii="Arial" w:hAnsi="Arial" w:cs="Arial" w:eastAsia="Arial"/>
       <w:i/>
       <w:iCs/>
       <w:color w:val="0F4761" w:themeColor="accent1" w:themeShade="BF"/>
@@ -1801,7 +1801,7 @@
     <w:semiHidden/>
     <w:rsid w:val="00C44E90"/>
     <w:rPr>
-      <w:rFonts w:eastAsiaTheme="majorEastAsia" w:cstheme="majorBidi"/>
+      <w:rFonts w:ascii="Arial" w:hAnsi="Arial" w:cs="Arial" w:eastAsia="Arial"/>
       <w:color w:val="0F4761" w:themeColor="accent1" w:themeShade="BF"/>
     </w:rPr>
   </w:style>
@@ -1813,7 +1813,7 @@
     <w:semiHidden/>
     <w:rsid w:val="00C44E90"/>
     <w:rPr>
-      <w:rFonts w:eastAsiaTheme="majorEastAsia" w:cstheme="majorBidi"/>
+      <w:rFonts w:ascii="Arial" w:hAnsi="Arial" w:cs="Arial" w:eastAsia="Arial"/>
       <w:i/>
       <w:iCs/>
       <w:color w:val="595959" w:themeColor="text1" w:themeTint="A6"/>
@@ -1827,7 +1827,7 @@
     <w:semiHidden/>
     <w:rsid w:val="00C44E90"/>
     <w:rPr>
-      <w:rFonts w:eastAsiaTheme="majorEastAsia" w:cstheme="majorBidi"/>
+      <w:rFonts w:ascii="Arial" w:hAnsi="Arial" w:cs="Arial" w:eastAsia="Arial"/>
       <w:color w:val="595959" w:themeColor="text1" w:themeTint="A6"/>
     </w:rPr>
   </w:style>
@@ -1839,7 +1839,7 @@
     <w:semiHidden/>
     <w:rsid w:val="00C44E90"/>
     <w:rPr>
-      <w:rFonts w:eastAsiaTheme="majorEastAsia" w:cstheme="majorBidi"/>
+      <w:rFonts w:ascii="Arial" w:hAnsi="Arial" w:cs="Arial" w:eastAsia="Arial"/>
       <w:i/>
       <w:iCs/>
       <w:color w:val="272727" w:themeColor="text1" w:themeTint="D8"/>
@@ -1853,7 +1853,7 @@
     <w:semiHidden/>
     <w:rsid w:val="00C44E90"/>
     <w:rPr>
-      <w:rFonts w:eastAsiaTheme="majorEastAsia" w:cstheme="majorBidi"/>
+      <w:rFonts w:ascii="Arial" w:hAnsi="Arial" w:cs="Arial" w:eastAsia="Arial"/>
       <w:color w:val="272727" w:themeColor="text1" w:themeTint="D8"/>
     </w:rPr>
   </w:style>
@@ -1870,12 +1870,12 @@
       <w:contextualSpacing/>
     </w:pPr>
     <w:rPr>
-      <w:rFonts w:asciiTheme="majorHAnsi" w:eastAsiaTheme="majorEastAsia" w:hAnsiTheme="majorHAnsi" w:cstheme="majorBidi"/>
+      <w:rFonts w:ascii="Arial" w:hAnsi="Arial" w:cs="Arial" w:eastAsia="Arial"/>
       <w:color w:val="auto"/>
       <w:spacing w:val="-10"/>
       <w:kern w:val="28"/>
-      <w:sz w:val="56"/>
-      <w:szCs w:val="56"/>
+      <w:sz w:val="21"/>
+      <w:szCs w:val="21"/>
       <w:lang w:eastAsia="en-US"/>
     </w:rPr>
   </w:style>
@@ -1886,11 +1886,11 @@
     <w:uiPriority w:val="10"/>
     <w:rsid w:val="00C44E90"/>
     <w:rPr>
-      <w:rFonts w:asciiTheme="majorHAnsi" w:eastAsiaTheme="majorEastAsia" w:hAnsiTheme="majorHAnsi" w:cstheme="majorBidi"/>
+      <w:rFonts w:ascii="Arial" w:hAnsi="Arial" w:cs="Arial" w:eastAsia="Arial"/>
       <w:spacing w:val="-10"/>
       <w:kern w:val="28"/>
-      <w:sz w:val="56"/>
-      <w:szCs w:val="56"/>
+      <w:sz w:val="21"/>
+      <w:szCs w:val="21"/>
     </w:rPr>
   </w:style>
   <w:style w:type="paragraph" w:styleId="Subtitle">
@@ -1908,11 +1908,11 @@
       <w:spacing w:line="278" w:lineRule="auto"/>
     </w:pPr>
     <w:rPr>
-      <w:rFonts w:asciiTheme="minorHAnsi" w:eastAsiaTheme="majorEastAsia" w:hAnsiTheme="minorHAnsi" w:cstheme="majorBidi"/>
+      <w:rFonts w:ascii="Arial" w:hAnsi="Arial" w:cs="Arial" w:eastAsia="Arial"/>
       <w:color w:val="595959" w:themeColor="text1" w:themeTint="A6"/>
       <w:spacing w:val="15"/>
-      <w:sz w:val="28"/>
-      <w:szCs w:val="28"/>
+      <w:sz w:val="21"/>
+      <w:szCs w:val="21"/>
       <w:lang w:eastAsia="en-US"/>
     </w:rPr>
   </w:style>
@@ -1923,11 +1923,11 @@
     <w:uiPriority w:val="11"/>
     <w:rsid w:val="00C44E90"/>
     <w:rPr>
-      <w:rFonts w:eastAsiaTheme="majorEastAsia" w:cstheme="majorBidi"/>
+      <w:rFonts w:ascii="Arial" w:hAnsi="Arial" w:cs="Arial" w:eastAsia="Arial"/>
       <w:color w:val="595959" w:themeColor="text1" w:themeTint="A6"/>
       <w:spacing w:val="15"/>
-      <w:sz w:val="28"/>
-      <w:szCs w:val="28"/>
+      <w:sz w:val="21"/>
+      <w:szCs w:val="21"/>
     </w:rPr>
   </w:style>
   <w:style w:type="paragraph" w:styleId="Quote">
@@ -1943,11 +1943,11 @@
       <w:jc w:val="center"/>
     </w:pPr>
     <w:rPr>
-      <w:rFonts w:asciiTheme="minorHAnsi" w:eastAsiaTheme="minorHAnsi" w:hAnsiTheme="minorHAnsi" w:cstheme="minorBidi"/>
+      <w:rFonts w:ascii="Arial" w:hAnsi="Arial" w:cs="Arial" w:eastAsia="Arial"/>
       <w:i/>
       <w:iCs/>
       <w:color w:val="404040" w:themeColor="text1" w:themeTint="BF"/>
-      <w:sz w:val="24"/>
+      <w:sz w:val="21"/>
       <w:lang w:eastAsia="en-US"/>
     </w:rPr>
   </w:style>
@@ -1975,9 +1975,9 @@
       <w:contextualSpacing/>
     </w:pPr>
     <w:rPr>
-      <w:rFonts w:asciiTheme="minorHAnsi" w:eastAsiaTheme="minorHAnsi" w:hAnsiTheme="minorHAnsi" w:cstheme="minorBidi"/>
+      <w:rFonts w:ascii="Arial" w:hAnsi="Arial" w:cs="Arial" w:eastAsia="Arial"/>
       <w:color w:val="auto"/>
-      <w:sz w:val="24"/>
+      <w:sz w:val="21"/>
       <w:lang w:eastAsia="en-US"/>
     </w:rPr>
   </w:style>
@@ -2011,11 +2011,11 @@
       <w:jc w:val="center"/>
     </w:pPr>
     <w:rPr>
-      <w:rFonts w:asciiTheme="minorHAnsi" w:eastAsiaTheme="minorHAnsi" w:hAnsiTheme="minorHAnsi" w:cstheme="minorBidi"/>
+      <w:rFonts w:ascii="Arial" w:hAnsi="Arial" w:cs="Arial" w:eastAsia="Arial"/>
       <w:i/>
       <w:iCs/>
       <w:color w:val="0F4761" w:themeColor="accent1" w:themeShade="BF"/>
-      <w:sz w:val="24"/>
+      <w:sz w:val="21"/>
       <w:lang w:eastAsia="en-US"/>
     </w:rPr>
   </w:style>
@@ -2052,7 +2052,7 @@
       <w:spacing w:after="0" w:line="240" w:lineRule="auto"/>
     </w:pPr>
     <w:rPr>
-      <w:rFonts w:eastAsiaTheme="minorEastAsia"/>
+      <w:rFonts w:ascii="Arial" w:hAnsi="Arial" w:cs="Arial" w:eastAsia="Arial"/>
       <w:lang w:eastAsia="en-IN"/>
     </w:rPr>
     <w:tblPr>
